--- a/en/discovery-articles/3.12 Container Shipping.docx
+++ b/en/discovery-articles/3.12 Container Shipping.docx
@@ -229,7 +229,7 @@
           <w:i w:val="0"/>
           <w:sz w:val="22"/>
         </w:rPr>
-        <w:t>After 1956, container routes multiplied; by the late 1960s and 1970s standardised boxes and cellular ships dominated long-haul freight. Ports rebuilt with gantry cranes and vast stacking yards; older finger piers emptied. Rail and road adapted chassis and well cars. The system kept growing because cost per tonne-mile fell. Today almost every imported shelf item has spent time in a box.</w:t>
+        <w:t>After 1956, container routes multiplied; by the late 1960s and 1970s standardised boxes and cellular ships dominated long-haul freight. Ports rebuilt with gantry cranes and vast stacking yards; older finger piers emptied. Rail and road adapted chassis and well cars. The system kept growing because the cost of moving one tonne one kilometre (or one mile) fell. Today almost every imported shelf item has spent time in a box.</w:t>
       </w:r>
     </w:p>
     <w:p>

--- a/en/discovery-articles/3.12 Container Shipping.docx
+++ b/en/discovery-articles/3.12 Container Shipping.docx
@@ -346,7 +346,7 @@
           <w:color w:val="004E8C"/>
           <w:sz w:val="24"/>
         </w:rPr>
-        <w:t>A. Books and major scholarly works</w:t>
+        <w:t>Books and major scholarly works</w:t>
       </w:r>
     </w:p>
     <w:p>
@@ -385,7 +385,7 @@
           <w:color w:val="004E8C"/>
           <w:sz w:val="24"/>
         </w:rPr>
-        <w:t>C. Institutional and encyclopedic sources</w:t>
+        <w:t>Institutional and encyclopedic sources</w:t>
       </w:r>
     </w:p>
     <w:p>
@@ -466,7 +466,7 @@
           <w:color w:val="004E8C"/>
           <w:sz w:val="24"/>
         </w:rPr>
-        <w:t>J. Press, popular science, and general reference</w:t>
+        <w:t>Press, popular science, and general reference</w:t>
       </w:r>
     </w:p>
     <w:p>
